--- a/templates/книга_протоколов_ВКР.docx
+++ b/templates/книга_протоколов_ВКР.docx
@@ -515,98 +515,113 @@
         </w:rPr>
         <w:t xml:space="preserve">    </w:t>
       </w:r>
+      <w:r>
+        <w:rPr>
+          <w:b/>
+          <w:sz w:val="28"/>
+          <w:szCs w:val="28"/>
+        </w:rPr>
+        <w:t xml:space="preserve">Окончено: </w:t>
+      </w:r>
+      <w:r>
+        <w:rPr>
+          <w:b/>
+          <w:sz w:val="28"/>
+          <w:szCs w:val="28"/>
+        </w:rPr>
+        <w:t>{{</w:t>
+      </w:r>
+      <w:r>
+        <w:rPr>
+          <w:b/>
+          <w:sz w:val="28"/>
+          <w:szCs w:val="28"/>
+          <w:lang w:val="en-US"/>
+        </w:rPr>
+        <w:t>date</w:t>
+      </w:r>
+      <w:r>
+        <w:rPr>
+          <w:b/>
+          <w:sz w:val="28"/>
+          <w:szCs w:val="28"/>
+        </w:rPr>
+        <w:t>_2}}</w:t>
+      </w:r>
+      <w:r>
+        <w:rPr>
+          <w:b/>
+          <w:sz w:val="28"/>
+          <w:szCs w:val="28"/>
+        </w:rPr>
+        <w:t>.</w:t>
+      </w:r>
+    </w:p>
+    <w:p>
+      <w:pPr>
+        <w:jc w:val="center"/>
+        <w:rPr>
+          <w:b/>
+          <w:sz w:val="32"/>
+          <w:szCs w:val="32"/>
+        </w:rPr>
+      </w:pPr>
+      <w:r>
+        <w:rPr>
+          <w:b/>
+          <w:sz w:val="32"/>
+          <w:szCs w:val="32"/>
+        </w:rPr>
+        <w:br w:type="page"/>
+      </w:r>
+    </w:p>
+    <w:p>
+      <w:pPr>
+        <w:spacing w:line="360" w:lineRule="auto"/>
+        <w:jc w:val="center"/>
+        <w:rPr>
+          <w:b/>
+        </w:rPr>
+      </w:pPr>
+      <w:r>
+        <w:rPr>
+          <w:b/>
+        </w:rPr>
+        <w:lastRenderedPageBreak/>
+        <w:t>ЛИСТ-ЗАВЕРИТЕЛЬ ДЕЛА № ______________</w:t>
+      </w:r>
+    </w:p>
+    <w:p>
+      <w:pPr>
+        <w:spacing w:line="360" w:lineRule="auto"/>
+      </w:pPr>
+      <w:r>
+        <w:t>В деле подшито и пронумеровано __________________________________________листов</w:t>
+      </w:r>
+    </w:p>
+    <w:p>
+      <w:pPr>
+        <w:spacing w:line="360" w:lineRule="auto"/>
+      </w:pPr>
+      <w:r>
+        <w:t>в том числе: литерные</w:t>
+      </w:r>
+      <w:r>
+        <w:t xml:space="preserve"> </w:t>
+      </w:r>
+      <w:r>
+        <w:t>номера</w:t>
+      </w:r>
+      <w:r>
+        <w:t>___________________</w:t>
+      </w:r>
       <w:bookmarkStart w:id="0" w:name="_GoBack"/>
       <w:bookmarkEnd w:id="0"/>
       <w:r>
-        <w:rPr>
-          <w:b/>
-          <w:sz w:val="28"/>
-          <w:szCs w:val="28"/>
-        </w:rPr>
-        <w:t xml:space="preserve">Окончено: </w:t>
-      </w:r>
-      <w:r>
-        <w:rPr>
-          <w:b/>
-          <w:sz w:val="28"/>
-          <w:szCs w:val="28"/>
-        </w:rPr>
-        <w:t>{{</w:t>
-      </w:r>
-      <w:r>
-        <w:rPr>
-          <w:b/>
-          <w:sz w:val="28"/>
-          <w:szCs w:val="28"/>
-          <w:lang w:val="en-US"/>
-        </w:rPr>
-        <w:t>date</w:t>
-      </w:r>
-      <w:r>
-        <w:rPr>
-          <w:b/>
-          <w:sz w:val="28"/>
-          <w:szCs w:val="28"/>
-        </w:rPr>
-        <w:t>_2}}</w:t>
-      </w:r>
-      <w:r>
-        <w:rPr>
-          <w:b/>
-          <w:sz w:val="28"/>
-          <w:szCs w:val="28"/>
-        </w:rPr>
-        <w:t>.</w:t>
-      </w:r>
-    </w:p>
-    <w:p>
-      <w:pPr>
-        <w:jc w:val="center"/>
-        <w:rPr>
-          <w:b/>
-          <w:sz w:val="32"/>
-          <w:szCs w:val="32"/>
-        </w:rPr>
-      </w:pPr>
-      <w:r>
-        <w:rPr>
-          <w:b/>
-          <w:sz w:val="32"/>
-          <w:szCs w:val="32"/>
-        </w:rPr>
-        <w:br w:type="page"/>
-      </w:r>
-    </w:p>
-    <w:p>
-      <w:pPr>
-        <w:spacing w:line="360" w:lineRule="auto"/>
-        <w:jc w:val="center"/>
-        <w:rPr>
-          <w:b/>
-        </w:rPr>
-      </w:pPr>
-      <w:r>
-        <w:rPr>
-          <w:b/>
-        </w:rPr>
-        <w:lastRenderedPageBreak/>
-        <w:t>ЛИСТ-ЗАВЕРИТЕЛЬ ДЕЛА № ______________</w:t>
-      </w:r>
-    </w:p>
-    <w:p>
-      <w:pPr>
-        <w:spacing w:line="360" w:lineRule="auto"/>
-      </w:pPr>
-      <w:r>
-        <w:t>В деле подшито и пронумеровано __________________________________________листов</w:t>
-      </w:r>
-    </w:p>
-    <w:p>
-      <w:pPr>
-        <w:spacing w:line="360" w:lineRule="auto"/>
-      </w:pPr>
-      <w:r>
-        <w:t>в том числе: литерные номера ____________________________________________________; пропущенные номера __________________________________________ листов внутренней описи ________________</w:t>
+        <w:t>________________________________;</w:t>
+      </w:r>
+      <w:r>
+        <w:t xml:space="preserve"> пропущенные номера __________________________________________ листов внутренней описи ________________</w:t>
       </w:r>
     </w:p>
     <w:tbl>
@@ -662,13 +677,8 @@
               <w:jc w:val="center"/>
             </w:pPr>
             <w:r>
-              <w:t>№</w:t>
+              <w:t>№№ листов</w:t>
             </w:r>
-            <w:proofErr w:type="gramStart"/>
-            <w:r>
-              <w:t>№  листов</w:t>
-            </w:r>
-            <w:proofErr w:type="gramEnd"/>
           </w:p>
         </w:tc>
       </w:tr>

--- a/templates/книга_протоколов_ВКР.docx
+++ b/templates/книга_протоколов_ВКР.docx
@@ -439,6 +439,7 @@
     </w:p>
     <w:p>
       <w:pPr>
+        <w:ind w:left="4678"/>
         <w:jc w:val="right"/>
         <w:rPr>
           <w:b/>
@@ -485,11 +486,20 @@
           <w:sz w:val="28"/>
           <w:szCs w:val="28"/>
         </w:rPr>
+        <w:t xml:space="preserve"> г</w:t>
+      </w:r>
+      <w:r>
+        <w:rPr>
+          <w:b/>
+          <w:sz w:val="28"/>
+          <w:szCs w:val="28"/>
+        </w:rPr>
         <w:t>.</w:t>
       </w:r>
     </w:p>
     <w:p>
       <w:pPr>
+        <w:ind w:left="4678"/>
         <w:jc w:val="right"/>
         <w:rPr>
           <w:b/>
@@ -500,6 +510,7 @@
     </w:p>
     <w:p>
       <w:pPr>
+        <w:ind w:left="4678"/>
         <w:jc w:val="right"/>
         <w:rPr>
           <w:b/>
@@ -547,6 +558,24 @@
           <w:szCs w:val="28"/>
         </w:rPr>
         <w:t>_2}}</w:t>
+      </w:r>
+      <w:r>
+        <w:rPr>
+          <w:b/>
+          <w:sz w:val="28"/>
+          <w:szCs w:val="28"/>
+        </w:rPr>
+        <w:t xml:space="preserve"> </w:t>
+      </w:r>
+      <w:bookmarkStart w:id="0" w:name="_GoBack"/>
+      <w:bookmarkEnd w:id="0"/>
+      <w:r>
+        <w:rPr>
+          <w:b/>
+          <w:sz w:val="28"/>
+          <w:szCs w:val="28"/>
+        </w:rPr>
+        <w:t>г</w:t>
       </w:r>
       <w:r>
         <w:rPr>
@@ -613,12 +642,7 @@
         <w:t>номера</w:t>
       </w:r>
       <w:r>
-        <w:t>___________________</w:t>
-      </w:r>
-      <w:bookmarkStart w:id="0" w:name="_GoBack"/>
-      <w:bookmarkEnd w:id="0"/>
-      <w:r>
-        <w:t>________________________________;</w:t>
+        <w:t>___________________________________________________;</w:t>
       </w:r>
       <w:r>
         <w:t xml:space="preserve"> пропущенные номера __________________________________________ листов внутренней описи ________________</w:t>
